--- a/docs/levels/Уровень 5 (сетка 6×6).docx
+++ b/docs/levels/Уровень 5 (сетка 6×6).docx
@@ -81,6 +81,7 @@
     </w:p>
     <w:tbl>
       <w:tblPr>
+        <w:tblW w:w="0" w:type="auto"/>
         <w:tblBorders>
           <w:top w:val="single" w:sz="4" w:space="0" w:color="808080"/>
           <w:left w:val="single" w:sz="4" w:space="0" w:color="808080"/>
@@ -89,10 +90,22 @@
           <w:insideH w:val="single" w:sz="4" w:space="0" w:color="808080"/>
           <w:insideV w:val="single" w:sz="4" w:space="0" w:color="808080"/>
         </w:tblBorders>
+        <w:tblLayout w:type="autofit"/>
       </w:tblPr>
-      <w:tr>
-        <w:tc>
-          <w:tcPr/>
+      <w:tblGrid>
+        <w:gridCol w:w="1337"/>
+        <w:gridCol w:w="1337"/>
+        <w:gridCol w:w="1337"/>
+        <w:gridCol w:w="1337"/>
+        <w:gridCol w:w="1337"/>
+        <w:gridCol w:w="1337"/>
+        <w:gridCol w:w="1337"/>
+      </w:tblGrid>
+      <w:tr>
+        <w:tc>
+          <w:tcPr>
+            <w:tcW w:w="1337" w:type="dxa"/>
+          </w:tcPr>
           <w:p>
             <w:r>
               <w:t xml:space="preserve"/>
@@ -100,7 +113,9 @@
           </w:p>
         </w:tc>
         <w:tc>
-          <w:tcPr/>
+          <w:tcPr>
+            <w:tcW w:w="1337" w:type="dxa"/>
+          </w:tcPr>
           <w:p>
             <w:r>
               <w:t xml:space="preserve">Ст. 1</w:t>
@@ -108,7 +123,9 @@
           </w:p>
         </w:tc>
         <w:tc>
-          <w:tcPr/>
+          <w:tcPr>
+            <w:tcW w:w="1337" w:type="dxa"/>
+          </w:tcPr>
           <w:p>
             <w:r>
               <w:t xml:space="preserve">Ст. 2</w:t>
@@ -116,7 +133,9 @@
           </w:p>
         </w:tc>
         <w:tc>
-          <w:tcPr/>
+          <w:tcPr>
+            <w:tcW w:w="1337" w:type="dxa"/>
+          </w:tcPr>
           <w:p>
             <w:r>
               <w:t xml:space="preserve">Ст. 3</w:t>
@@ -124,7 +143,9 @@
           </w:p>
         </w:tc>
         <w:tc>
-          <w:tcPr/>
+          <w:tcPr>
+            <w:tcW w:w="1337" w:type="dxa"/>
+          </w:tcPr>
           <w:p>
             <w:r>
               <w:t xml:space="preserve">Ст. 4</w:t>
@@ -132,7 +153,9 @@
           </w:p>
         </w:tc>
         <w:tc>
-          <w:tcPr/>
+          <w:tcPr>
+            <w:tcW w:w="1337" w:type="dxa"/>
+          </w:tcPr>
           <w:p>
             <w:r>
               <w:t xml:space="preserve">Ст. 5</w:t>
@@ -140,7 +163,9 @@
           </w:p>
         </w:tc>
         <w:tc>
-          <w:tcPr/>
+          <w:tcPr>
+            <w:tcW w:w="1337" w:type="dxa"/>
+          </w:tcPr>
           <w:p>
             <w:r>
               <w:t xml:space="preserve">Ст. 6</w:t>
@@ -150,7 +175,9 @@
       </w:tr>
       <w:tr>
         <w:tc>
-          <w:tcPr/>
+          <w:tcPr>
+            <w:tcW w:w="1337" w:type="dxa"/>
+          </w:tcPr>
           <w:p>
             <w:r>
               <w:t xml:space="preserve">Строка 1</w:t>
@@ -158,7 +185,9 @@
           </w:p>
         </w:tc>
         <w:tc>
-          <w:tcPr/>
+          <w:tcPr>
+            <w:tcW w:w="1337" w:type="dxa"/>
+          </w:tcPr>
           <w:p>
             <w:r>
               <w:t xml:space="preserve">11</w:t>
@@ -166,7 +195,9 @@
           </w:p>
         </w:tc>
         <w:tc>
-          <w:tcPr/>
+          <w:tcPr>
+            <w:tcW w:w="1337" w:type="dxa"/>
+          </w:tcPr>
           <w:p>
             <w:r>
               <w:t xml:space="preserve">21</w:t>
@@ -174,7 +205,9 @@
           </w:p>
         </w:tc>
         <w:tc>
-          <w:tcPr/>
+          <w:tcPr>
+            <w:tcW w:w="1337" w:type="dxa"/>
+          </w:tcPr>
           <w:p>
             <w:r>
               <w:t xml:space="preserve">31</w:t>
@@ -182,7 +215,9 @@
           </w:p>
         </w:tc>
         <w:tc>
-          <w:tcPr/>
+          <w:tcPr>
+            <w:tcW w:w="1337" w:type="dxa"/>
+          </w:tcPr>
           <w:p>
             <w:r>
               <w:t xml:space="preserve">41</w:t>
@@ -190,7 +225,9 @@
           </w:p>
         </w:tc>
         <w:tc>
-          <w:tcPr/>
+          <w:tcPr>
+            <w:tcW w:w="1337" w:type="dxa"/>
+          </w:tcPr>
           <w:p>
             <w:r>
               <w:t xml:space="preserve">51</w:t>
@@ -198,7 +235,9 @@
           </w:p>
         </w:tc>
         <w:tc>
-          <w:tcPr/>
+          <w:tcPr>
+            <w:tcW w:w="1337" w:type="dxa"/>
+          </w:tcPr>
           <w:p>
             <w:r>
               <w:t xml:space="preserve">61</w:t>
@@ -208,7 +247,9 @@
       </w:tr>
       <w:tr>
         <w:tc>
-          <w:tcPr/>
+          <w:tcPr>
+            <w:tcW w:w="1337" w:type="dxa"/>
+          </w:tcPr>
           <w:p>
             <w:r>
               <w:t xml:space="preserve">Строка 2</w:t>
@@ -216,7 +257,9 @@
           </w:p>
         </w:tc>
         <w:tc>
-          <w:tcPr/>
+          <w:tcPr>
+            <w:tcW w:w="1337" w:type="dxa"/>
+          </w:tcPr>
           <w:p>
             <w:r>
               <w:t xml:space="preserve">12</w:t>
@@ -224,7 +267,9 @@
           </w:p>
         </w:tc>
         <w:tc>
-          <w:tcPr/>
+          <w:tcPr>
+            <w:tcW w:w="1337" w:type="dxa"/>
+          </w:tcPr>
           <w:p>
             <w:r>
               <w:t xml:space="preserve">22</w:t>
@@ -232,7 +277,9 @@
           </w:p>
         </w:tc>
         <w:tc>
-          <w:tcPr/>
+          <w:tcPr>
+            <w:tcW w:w="1337" w:type="dxa"/>
+          </w:tcPr>
           <w:p>
             <w:r>
               <w:t xml:space="preserve">32</w:t>
@@ -240,7 +287,9 @@
           </w:p>
         </w:tc>
         <w:tc>
-          <w:tcPr/>
+          <w:tcPr>
+            <w:tcW w:w="1337" w:type="dxa"/>
+          </w:tcPr>
           <w:p>
             <w:r>
               <w:t xml:space="preserve">42</w:t>
@@ -248,7 +297,9 @@
           </w:p>
         </w:tc>
         <w:tc>
-          <w:tcPr/>
+          <w:tcPr>
+            <w:tcW w:w="1337" w:type="dxa"/>
+          </w:tcPr>
           <w:p>
             <w:r>
               <w:t xml:space="preserve">52</w:t>
@@ -256,7 +307,9 @@
           </w:p>
         </w:tc>
         <w:tc>
-          <w:tcPr/>
+          <w:tcPr>
+            <w:tcW w:w="1337" w:type="dxa"/>
+          </w:tcPr>
           <w:p>
             <w:r>
               <w:t xml:space="preserve">62</w:t>
@@ -266,7 +319,9 @@
       </w:tr>
       <w:tr>
         <w:tc>
-          <w:tcPr/>
+          <w:tcPr>
+            <w:tcW w:w="1337" w:type="dxa"/>
+          </w:tcPr>
           <w:p>
             <w:r>
               <w:t xml:space="preserve">Строка 3</w:t>
@@ -274,7 +329,9 @@
           </w:p>
         </w:tc>
         <w:tc>
-          <w:tcPr/>
+          <w:tcPr>
+            <w:tcW w:w="1337" w:type="dxa"/>
+          </w:tcPr>
           <w:p>
             <w:r>
               <w:t xml:space="preserve">13</w:t>
@@ -282,7 +339,9 @@
           </w:p>
         </w:tc>
         <w:tc>
-          <w:tcPr/>
+          <w:tcPr>
+            <w:tcW w:w="1337" w:type="dxa"/>
+          </w:tcPr>
           <w:p>
             <w:r>
               <w:t xml:space="preserve">23</w:t>
@@ -290,7 +349,9 @@
           </w:p>
         </w:tc>
         <w:tc>
-          <w:tcPr/>
+          <w:tcPr>
+            <w:tcW w:w="1337" w:type="dxa"/>
+          </w:tcPr>
           <w:p>
             <w:r>
               <w:t xml:space="preserve">33</w:t>
@@ -298,7 +359,9 @@
           </w:p>
         </w:tc>
         <w:tc>
-          <w:tcPr/>
+          <w:tcPr>
+            <w:tcW w:w="1337" w:type="dxa"/>
+          </w:tcPr>
           <w:p>
             <w:r>
               <w:t xml:space="preserve">43</w:t>
@@ -306,7 +369,9 @@
           </w:p>
         </w:tc>
         <w:tc>
-          <w:tcPr/>
+          <w:tcPr>
+            <w:tcW w:w="1337" w:type="dxa"/>
+          </w:tcPr>
           <w:p>
             <w:r>
               <w:t xml:space="preserve">53</w:t>
@@ -314,7 +379,9 @@
           </w:p>
         </w:tc>
         <w:tc>
-          <w:tcPr/>
+          <w:tcPr>
+            <w:tcW w:w="1337" w:type="dxa"/>
+          </w:tcPr>
           <w:p>
             <w:r>
               <w:t xml:space="preserve">63</w:t>
@@ -324,7 +391,9 @@
       </w:tr>
       <w:tr>
         <w:tc>
-          <w:tcPr/>
+          <w:tcPr>
+            <w:tcW w:w="1337" w:type="dxa"/>
+          </w:tcPr>
           <w:p>
             <w:r>
               <w:t xml:space="preserve">Строка 4</w:t>
@@ -332,7 +401,9 @@
           </w:p>
         </w:tc>
         <w:tc>
-          <w:tcPr/>
+          <w:tcPr>
+            <w:tcW w:w="1337" w:type="dxa"/>
+          </w:tcPr>
           <w:p>
             <w:r>
               <w:t xml:space="preserve">14</w:t>
@@ -340,7 +411,9 @@
           </w:p>
         </w:tc>
         <w:tc>
-          <w:tcPr/>
+          <w:tcPr>
+            <w:tcW w:w="1337" w:type="dxa"/>
+          </w:tcPr>
           <w:p>
             <w:r>
               <w:t xml:space="preserve">24</w:t>
@@ -348,7 +421,9 @@
           </w:p>
         </w:tc>
         <w:tc>
-          <w:tcPr/>
+          <w:tcPr>
+            <w:tcW w:w="1337" w:type="dxa"/>
+          </w:tcPr>
           <w:p>
             <w:r>
               <w:t xml:space="preserve">34</w:t>
@@ -356,7 +431,9 @@
           </w:p>
         </w:tc>
         <w:tc>
-          <w:tcPr/>
+          <w:tcPr>
+            <w:tcW w:w="1337" w:type="dxa"/>
+          </w:tcPr>
           <w:p>
             <w:r>
               <w:t xml:space="preserve">44</w:t>
@@ -364,7 +441,9 @@
           </w:p>
         </w:tc>
         <w:tc>
-          <w:tcPr/>
+          <w:tcPr>
+            <w:tcW w:w="1337" w:type="dxa"/>
+          </w:tcPr>
           <w:p>
             <w:r>
               <w:t xml:space="preserve">54</w:t>
@@ -372,7 +451,9 @@
           </w:p>
         </w:tc>
         <w:tc>
-          <w:tcPr/>
+          <w:tcPr>
+            <w:tcW w:w="1337" w:type="dxa"/>
+          </w:tcPr>
           <w:p>
             <w:r>
               <w:t xml:space="preserve">64</w:t>
@@ -382,7 +463,9 @@
       </w:tr>
       <w:tr>
         <w:tc>
-          <w:tcPr/>
+          <w:tcPr>
+            <w:tcW w:w="1337" w:type="dxa"/>
+          </w:tcPr>
           <w:p>
             <w:r>
               <w:t xml:space="preserve">Строка 5</w:t>
@@ -390,7 +473,9 @@
           </w:p>
         </w:tc>
         <w:tc>
-          <w:tcPr/>
+          <w:tcPr>
+            <w:tcW w:w="1337" w:type="dxa"/>
+          </w:tcPr>
           <w:p>
             <w:r>
               <w:t xml:space="preserve">15</w:t>
@@ -398,7 +483,9 @@
           </w:p>
         </w:tc>
         <w:tc>
-          <w:tcPr/>
+          <w:tcPr>
+            <w:tcW w:w="1337" w:type="dxa"/>
+          </w:tcPr>
           <w:p>
             <w:r>
               <w:t xml:space="preserve">25</w:t>
@@ -406,7 +493,9 @@
           </w:p>
         </w:tc>
         <w:tc>
-          <w:tcPr/>
+          <w:tcPr>
+            <w:tcW w:w="1337" w:type="dxa"/>
+          </w:tcPr>
           <w:p>
             <w:r>
               <w:t xml:space="preserve">35</w:t>
@@ -414,7 +503,9 @@
           </w:p>
         </w:tc>
         <w:tc>
-          <w:tcPr/>
+          <w:tcPr>
+            <w:tcW w:w="1337" w:type="dxa"/>
+          </w:tcPr>
           <w:p>
             <w:r>
               <w:t xml:space="preserve">45</w:t>
@@ -422,7 +513,9 @@
           </w:p>
         </w:tc>
         <w:tc>
-          <w:tcPr/>
+          <w:tcPr>
+            <w:tcW w:w="1337" w:type="dxa"/>
+          </w:tcPr>
           <w:p>
             <w:r>
               <w:t xml:space="preserve">55</w:t>
@@ -430,7 +523,9 @@
           </w:p>
         </w:tc>
         <w:tc>
-          <w:tcPr/>
+          <w:tcPr>
+            <w:tcW w:w="1337" w:type="dxa"/>
+          </w:tcPr>
           <w:p>
             <w:r>
               <w:t xml:space="preserve">65</w:t>
@@ -440,7 +535,9 @@
       </w:tr>
       <w:tr>
         <w:tc>
-          <w:tcPr/>
+          <w:tcPr>
+            <w:tcW w:w="1337" w:type="dxa"/>
+          </w:tcPr>
           <w:p>
             <w:r>
               <w:t xml:space="preserve">Строка 6</w:t>
@@ -448,7 +545,9 @@
           </w:p>
         </w:tc>
         <w:tc>
-          <w:tcPr/>
+          <w:tcPr>
+            <w:tcW w:w="1337" w:type="dxa"/>
+          </w:tcPr>
           <w:p>
             <w:r>
               <w:t xml:space="preserve">16</w:t>
@@ -456,7 +555,9 @@
           </w:p>
         </w:tc>
         <w:tc>
-          <w:tcPr/>
+          <w:tcPr>
+            <w:tcW w:w="1337" w:type="dxa"/>
+          </w:tcPr>
           <w:p>
             <w:r>
               <w:t xml:space="preserve">26</w:t>
@@ -464,7 +565,9 @@
           </w:p>
         </w:tc>
         <w:tc>
-          <w:tcPr/>
+          <w:tcPr>
+            <w:tcW w:w="1337" w:type="dxa"/>
+          </w:tcPr>
           <w:p>
             <w:r>
               <w:t xml:space="preserve">36</w:t>
@@ -472,7 +575,9 @@
           </w:p>
         </w:tc>
         <w:tc>
-          <w:tcPr/>
+          <w:tcPr>
+            <w:tcW w:w="1337" w:type="dxa"/>
+          </w:tcPr>
           <w:p>
             <w:r>
               <w:t xml:space="preserve">46</w:t>
@@ -480,7 +585,9 @@
           </w:p>
         </w:tc>
         <w:tc>
-          <w:tcPr/>
+          <w:tcPr>
+            <w:tcW w:w="1337" w:type="dxa"/>
+          </w:tcPr>
           <w:p>
             <w:r>
               <w:t xml:space="preserve">56</w:t>
@@ -488,7 +595,9 @@
           </w:p>
         </w:tc>
         <w:tc>
-          <w:tcPr/>
+          <w:tcPr>
+            <w:tcW w:w="1337" w:type="dxa"/>
+          </w:tcPr>
           <w:p>
             <w:r>
               <w:t xml:space="preserve">66</w:t>
@@ -519,6 +628,7 @@
     </w:p>
     <w:tbl>
       <w:tblPr>
+        <w:tblW w:w="0" w:type="auto"/>
         <w:tblBorders>
           <w:top w:val="single" w:sz="4" w:space="0" w:color="808080"/>
           <w:left w:val="single" w:sz="4" w:space="0" w:color="808080"/>
@@ -527,10 +637,19 @@
           <w:insideH w:val="single" w:sz="4" w:space="0" w:color="808080"/>
           <w:insideV w:val="single" w:sz="4" w:space="0" w:color="808080"/>
         </w:tblBorders>
+        <w:tblLayout w:type="autofit"/>
       </w:tblPr>
-      <w:tr>
-        <w:tc>
-          <w:tcPr/>
+      <w:tblGrid>
+        <w:gridCol w:w="2340"/>
+        <w:gridCol w:w="2340"/>
+        <w:gridCol w:w="2340"/>
+        <w:gridCol w:w="2340"/>
+      </w:tblGrid>
+      <w:tr>
+        <w:tc>
+          <w:tcPr>
+            <w:tcW w:w="2340" w:type="dxa"/>
+          </w:tcPr>
           <w:p>
             <w:r>
               <w:t xml:space="preserve">Тип хода</w:t>
@@ -538,7 +657,9 @@
           </w:p>
         </w:tc>
         <w:tc>
-          <w:tcPr/>
+          <w:tcPr>
+            <w:tcW w:w="2340" w:type="dxa"/>
+          </w:tcPr>
           <w:p>
             <w:r>
               <w:t xml:space="preserve">Вариаций</w:t>
@@ -546,7 +667,9 @@
           </w:p>
         </w:tc>
         <w:tc>
-          <w:tcPr/>
+          <w:tcPr>
+            <w:tcW w:w="2340" w:type="dxa"/>
+          </w:tcPr>
           <w:p>
             <w:r>
               <w:t xml:space="preserve">Шагов за ход</w:t>
@@ -554,7 +677,9 @@
           </w:p>
         </w:tc>
         <w:tc>
-          <w:tcPr/>
+          <w:tcPr>
+            <w:tcW w:w="2340" w:type="dxa"/>
+          </w:tcPr>
           <w:p>
             <w:r>
               <w:t xml:space="preserve">Всего шагов</w:t>
@@ -564,7 +689,9 @@
       </w:tr>
       <w:tr>
         <w:tc>
-          <w:tcPr/>
+          <w:tcPr>
+            <w:tcW w:w="2340" w:type="dxa"/>
+          </w:tcPr>
           <w:p>
             <w:r>
               <w:t xml:space="preserve">Прямые на 2 клетки</w:t>
@@ -572,7 +699,9 @@
           </w:p>
         </w:tc>
         <w:tc>
-          <w:tcPr/>
+          <w:tcPr>
+            <w:tcW w:w="2340" w:type="dxa"/>
+          </w:tcPr>
           <w:p>
             <w:r>
               <w:t xml:space="preserve">4</w:t>
@@ -580,7 +709,9 @@
           </w:p>
         </w:tc>
         <w:tc>
-          <w:tcPr/>
+          <w:tcPr>
+            <w:tcW w:w="2340" w:type="dxa"/>
+          </w:tcPr>
           <w:p>
             <w:r>
               <w:t xml:space="preserve">2</w:t>
@@ -588,7 +719,9 @@
           </w:p>
         </w:tc>
         <w:tc>
-          <w:tcPr/>
+          <w:tcPr>
+            <w:tcW w:w="2340" w:type="dxa"/>
+          </w:tcPr>
           <w:p>
             <w:r>
               <w:t xml:space="preserve">8</w:t>
@@ -598,7 +731,9 @@
       </w:tr>
       <w:tr>
         <w:tc>
-          <w:tcPr/>
+          <w:tcPr>
+            <w:tcW w:w="2340" w:type="dxa"/>
+          </w:tcPr>
           <w:p>
             <w:r>
               <w:t xml:space="preserve">Прямые на 3 клетки</w:t>
@@ -606,7 +741,9 @@
           </w:p>
         </w:tc>
         <w:tc>
-          <w:tcPr/>
+          <w:tcPr>
+            <w:tcW w:w="2340" w:type="dxa"/>
+          </w:tcPr>
           <w:p>
             <w:r>
               <w:t xml:space="preserve">4</w:t>
@@ -614,7 +751,9 @@
           </w:p>
         </w:tc>
         <w:tc>
-          <w:tcPr/>
+          <w:tcPr>
+            <w:tcW w:w="2340" w:type="dxa"/>
+          </w:tcPr>
           <w:p>
             <w:r>
               <w:t xml:space="preserve">3</w:t>
@@ -622,7 +761,9 @@
           </w:p>
         </w:tc>
         <w:tc>
-          <w:tcPr/>
+          <w:tcPr>
+            <w:tcW w:w="2340" w:type="dxa"/>
+          </w:tcPr>
           <w:p>
             <w:r>
               <w:t xml:space="preserve">12</w:t>
@@ -632,7 +773,9 @@
       </w:tr>
       <w:tr>
         <w:tc>
-          <w:tcPr/>
+          <w:tcPr>
+            <w:tcW w:w="2340" w:type="dxa"/>
+          </w:tcPr>
           <w:p>
             <w:r>
               <w:t xml:space="preserve">Двойные (1+2)</w:t>
@@ -640,7 +783,9 @@
           </w:p>
         </w:tc>
         <w:tc>
-          <w:tcPr/>
+          <w:tcPr>
+            <w:tcW w:w="2340" w:type="dxa"/>
+          </w:tcPr>
           <w:p>
             <w:r>
               <w:t xml:space="preserve">4</w:t>
@@ -648,7 +793,9 @@
           </w:p>
         </w:tc>
         <w:tc>
-          <w:tcPr/>
+          <w:tcPr>
+            <w:tcW w:w="2340" w:type="dxa"/>
+          </w:tcPr>
           <w:p>
             <w:r>
               <w:t xml:space="preserve">3</w:t>
@@ -656,7 +803,9 @@
           </w:p>
         </w:tc>
         <w:tc>
-          <w:tcPr/>
+          <w:tcPr>
+            <w:tcW w:w="2340" w:type="dxa"/>
+          </w:tcPr>
           <w:p>
             <w:r>
               <w:t xml:space="preserve">12</w:t>
@@ -666,7 +815,9 @@
       </w:tr>
       <w:tr>
         <w:tc>
-          <w:tcPr/>
+          <w:tcPr>
+            <w:tcW w:w="2340" w:type="dxa"/>
+          </w:tcPr>
           <w:p>
             <w:r>
               <w:t xml:space="preserve">Обратные (1+2)</w:t>
@@ -674,7 +825,9 @@
           </w:p>
         </w:tc>
         <w:tc>
-          <w:tcPr/>
+          <w:tcPr>
+            <w:tcW w:w="2340" w:type="dxa"/>
+          </w:tcPr>
           <w:p>
             <w:r>
               <w:t xml:space="preserve">4</w:t>
@@ -682,7 +835,9 @@
           </w:p>
         </w:tc>
         <w:tc>
-          <w:tcPr/>
+          <w:tcPr>
+            <w:tcW w:w="2340" w:type="dxa"/>
+          </w:tcPr>
           <w:p>
             <w:r>
               <w:t xml:space="preserve">3</w:t>
@@ -690,7 +845,9 @@
           </w:p>
         </w:tc>
         <w:tc>
-          <w:tcPr/>
+          <w:tcPr>
+            <w:tcW w:w="2340" w:type="dxa"/>
+          </w:tcPr>
           <w:p>
             <w:r>
               <w:t xml:space="preserve">12</w:t>
@@ -700,7 +857,9 @@
       </w:tr>
       <w:tr>
         <w:tc>
-          <w:tcPr/>
+          <w:tcPr>
+            <w:tcW w:w="2340" w:type="dxa"/>
+          </w:tcPr>
           <w:p>
             <w:r>
               <w:t xml:space="preserve">Г-образные (1+2)</w:t>
@@ -708,7 +867,9 @@
           </w:p>
         </w:tc>
         <w:tc>
-          <w:tcPr/>
+          <w:tcPr>
+            <w:tcW w:w="2340" w:type="dxa"/>
+          </w:tcPr>
           <w:p>
             <w:r>
               <w:t xml:space="preserve">8</w:t>
@@ -716,7 +877,9 @@
           </w:p>
         </w:tc>
         <w:tc>
-          <w:tcPr/>
+          <w:tcPr>
+            <w:tcW w:w="2340" w:type="dxa"/>
+          </w:tcPr>
           <w:p>
             <w:r>
               <w:t xml:space="preserve">3</w:t>
@@ -724,7 +887,9 @@
           </w:p>
         </w:tc>
         <w:tc>
-          <w:tcPr/>
+          <w:tcPr>
+            <w:tcW w:w="2340" w:type="dxa"/>
+          </w:tcPr>
           <w:p>
             <w:r>
               <w:t xml:space="preserve">24</w:t>
@@ -734,7 +899,9 @@
       </w:tr>
       <w:tr>
         <w:tc>
-          <w:tcPr/>
+          <w:tcPr>
+            <w:tcW w:w="2340" w:type="dxa"/>
+          </w:tcPr>
           <w:p>
             <w:r>
               <w:t xml:space="preserve">Двойные (2+1)</w:t>
@@ -742,7 +909,9 @@
           </w:p>
         </w:tc>
         <w:tc>
-          <w:tcPr/>
+          <w:tcPr>
+            <w:tcW w:w="2340" w:type="dxa"/>
+          </w:tcPr>
           <w:p>
             <w:r>
               <w:t xml:space="preserve">4</w:t>
@@ -750,7 +919,9 @@
           </w:p>
         </w:tc>
         <w:tc>
-          <w:tcPr/>
+          <w:tcPr>
+            <w:tcW w:w="2340" w:type="dxa"/>
+          </w:tcPr>
           <w:p>
             <w:r>
               <w:t xml:space="preserve">3</w:t>
@@ -758,7 +929,9 @@
           </w:p>
         </w:tc>
         <w:tc>
-          <w:tcPr/>
+          <w:tcPr>
+            <w:tcW w:w="2340" w:type="dxa"/>
+          </w:tcPr>
           <w:p>
             <w:r>
               <w:t xml:space="preserve">12</w:t>
@@ -768,7 +941,9 @@
       </w:tr>
       <w:tr>
         <w:tc>
-          <w:tcPr/>
+          <w:tcPr>
+            <w:tcW w:w="2340" w:type="dxa"/>
+          </w:tcPr>
           <w:p>
             <w:r>
               <w:t xml:space="preserve">Обратные (2+1)</w:t>
@@ -776,7 +951,9 @@
           </w:p>
         </w:tc>
         <w:tc>
-          <w:tcPr/>
+          <w:tcPr>
+            <w:tcW w:w="2340" w:type="dxa"/>
+          </w:tcPr>
           <w:p>
             <w:r>
               <w:t xml:space="preserve">4</w:t>
@@ -784,7 +961,9 @@
           </w:p>
         </w:tc>
         <w:tc>
-          <w:tcPr/>
+          <w:tcPr>
+            <w:tcW w:w="2340" w:type="dxa"/>
+          </w:tcPr>
           <w:p>
             <w:r>
               <w:t xml:space="preserve">3</w:t>
@@ -792,7 +971,9 @@
           </w:p>
         </w:tc>
         <w:tc>
-          <w:tcPr/>
+          <w:tcPr>
+            <w:tcW w:w="2340" w:type="dxa"/>
+          </w:tcPr>
           <w:p>
             <w:r>
               <w:t xml:space="preserve">12</w:t>
@@ -802,7 +983,9 @@
       </w:tr>
       <w:tr>
         <w:tc>
-          <w:tcPr/>
+          <w:tcPr>
+            <w:tcW w:w="2340" w:type="dxa"/>
+          </w:tcPr>
           <w:p>
             <w:r>
               <w:t xml:space="preserve">Г-образные (2+1)</w:t>
@@ -810,7 +993,9 @@
           </w:p>
         </w:tc>
         <w:tc>
-          <w:tcPr/>
+          <w:tcPr>
+            <w:tcW w:w="2340" w:type="dxa"/>
+          </w:tcPr>
           <w:p>
             <w:r>
               <w:t xml:space="preserve">8</w:t>
@@ -818,7 +1003,9 @@
           </w:p>
         </w:tc>
         <w:tc>
-          <w:tcPr/>
+          <w:tcPr>
+            <w:tcW w:w="2340" w:type="dxa"/>
+          </w:tcPr>
           <w:p>
             <w:r>
               <w:t xml:space="preserve">3</w:t>
@@ -826,7 +1013,9 @@
           </w:p>
         </w:tc>
         <w:tc>
-          <w:tcPr/>
+          <w:tcPr>
+            <w:tcW w:w="2340" w:type="dxa"/>
+          </w:tcPr>
           <w:p>
             <w:r>
               <w:t xml:space="preserve">24</w:t>
@@ -836,7 +1025,9 @@
       </w:tr>
       <w:tr>
         <w:tc>
-          <w:tcPr/>
+          <w:tcPr>
+            <w:tcW w:w="2340" w:type="dxa"/>
+          </w:tcPr>
           <w:p>
             <w:r>
               <w:t xml:space="preserve">Итого</w:t>
@@ -844,7 +1035,9 @@
           </w:p>
         </w:tc>
         <w:tc>
-          <w:tcPr/>
+          <w:tcPr>
+            <w:tcW w:w="2340" w:type="dxa"/>
+          </w:tcPr>
           <w:p>
             <w:r>
               <w:t xml:space="preserve">40</w:t>
@@ -852,7 +1045,9 @@
           </w:p>
         </w:tc>
         <w:tc>
-          <w:tcPr/>
+          <w:tcPr>
+            <w:tcW w:w="2340" w:type="dxa"/>
+          </w:tcPr>
           <w:p>
             <w:r>
               <w:t xml:space="preserve">—</w:t>
@@ -860,7 +1055,9 @@
           </w:p>
         </w:tc>
         <w:tc>
-          <w:tcPr/>
+          <w:tcPr>
+            <w:tcW w:w="2340" w:type="dxa"/>
+          </w:tcPr>
           <w:p>
             <w:r>
               <w:t xml:space="preserve">116</w:t>
@@ -881,6 +1078,7 @@
     </w:p>
     <w:tbl>
       <w:tblPr>
+        <w:tblW w:w="0" w:type="auto"/>
         <w:tblBorders>
           <w:top w:val="single" w:sz="4" w:space="0" w:color="808080"/>
           <w:left w:val="single" w:sz="4" w:space="0" w:color="808080"/>
@@ -889,10 +1087,17 @@
           <w:insideH w:val="single" w:sz="4" w:space="0" w:color="808080"/>
           <w:insideV w:val="single" w:sz="4" w:space="0" w:color="808080"/>
         </w:tblBorders>
+        <w:tblLayout w:type="autofit"/>
       </w:tblPr>
-      <w:tr>
-        <w:tc>
-          <w:tcPr/>
+      <w:tblGrid>
+        <w:gridCol w:w="4680"/>
+        <w:gridCol w:w="4680"/>
+      </w:tblGrid>
+      <w:tr>
+        <w:tc>
+          <w:tcPr>
+            <w:tcW w:w="4680" w:type="dxa"/>
+          </w:tcPr>
           <w:p>
             <w:r>
               <w:t xml:space="preserve">Прямые на 2 клетки (4)</w:t>
@@ -900,7 +1105,9 @@
           </w:p>
         </w:tc>
         <w:tc>
-          <w:tcPr/>
+          <w:tcPr>
+            <w:tcW w:w="4680" w:type="dxa"/>
+          </w:tcPr>
           <w:p>
             <w:r>
               <w:t xml:space="preserve">ЛЛ · ПП · ВВ · НН</w:t>
@@ -910,7 +1117,9 @@
       </w:tr>
       <w:tr>
         <w:tc>
-          <w:tcPr/>
+          <w:tcPr>
+            <w:tcW w:w="4680" w:type="dxa"/>
+          </w:tcPr>
           <w:p>
             <w:r>
               <w:t xml:space="preserve">Прямые на 3 клетки (4)</w:t>
@@ -918,7 +1127,9 @@
           </w:p>
         </w:tc>
         <w:tc>
-          <w:tcPr/>
+          <w:tcPr>
+            <w:tcW w:w="4680" w:type="dxa"/>
+          </w:tcPr>
           <w:p>
             <w:r>
               <w:t xml:space="preserve">ЛЛЛ · ППП · ВВВ · ННН</w:t>
@@ -928,7 +1139,9 @@
       </w:tr>
       <w:tr>
         <w:tc>
-          <w:tcPr/>
+          <w:tcPr>
+            <w:tcW w:w="4680" w:type="dxa"/>
+          </w:tcPr>
           <w:p>
             <w:r>
               <w:t xml:space="preserve">Двойные (1+2) (4)</w:t>
@@ -936,7 +1149,9 @@
           </w:p>
         </w:tc>
         <w:tc>
-          <w:tcPr/>
+          <w:tcPr>
+            <w:tcW w:w="4680" w:type="dxa"/>
+          </w:tcPr>
           <w:p>
             <w:r>
               <w:t xml:space="preserve">Л+ЛЛ · П+ПП · В+ВВ · Н+НН</w:t>
@@ -946,7 +1161,9 @@
       </w:tr>
       <w:tr>
         <w:tc>
-          <w:tcPr/>
+          <w:tcPr>
+            <w:tcW w:w="4680" w:type="dxa"/>
+          </w:tcPr>
           <w:p>
             <w:r>
               <w:t xml:space="preserve">Обратные (1+2) (4)</w:t>
@@ -954,7 +1171,9 @@
           </w:p>
         </w:tc>
         <w:tc>
-          <w:tcPr/>
+          <w:tcPr>
+            <w:tcW w:w="4680" w:type="dxa"/>
+          </w:tcPr>
           <w:p>
             <w:r>
               <w:t xml:space="preserve">ЛПП · ПЛЛ · ВНН · НВВ</w:t>
@@ -964,7 +1183,9 @@
       </w:tr>
       <w:tr>
         <w:tc>
-          <w:tcPr/>
+          <w:tcPr>
+            <w:tcW w:w="4680" w:type="dxa"/>
+          </w:tcPr>
           <w:p>
             <w:r>
               <w:t xml:space="preserve">Г-образные (1+2) (8)</w:t>
@@ -972,7 +1193,9 @@
           </w:p>
         </w:tc>
         <w:tc>
-          <w:tcPr/>
+          <w:tcPr>
+            <w:tcW w:w="4680" w:type="dxa"/>
+          </w:tcPr>
           <w:p>
             <w:r>
               <w:t xml:space="preserve">ЛВВ · ЛНН · ПВВ · ПНН · ВЛЛ · ВПП · НЛЛ · НПП</w:t>
@@ -982,7 +1205,9 @@
       </w:tr>
       <w:tr>
         <w:tc>
-          <w:tcPr/>
+          <w:tcPr>
+            <w:tcW w:w="4680" w:type="dxa"/>
+          </w:tcPr>
           <w:p>
             <w:r>
               <w:t xml:space="preserve">Двойные (2+1) (4)</w:t>
@@ -990,7 +1215,9 @@
           </w:p>
         </w:tc>
         <w:tc>
-          <w:tcPr/>
+          <w:tcPr>
+            <w:tcW w:w="4680" w:type="dxa"/>
+          </w:tcPr>
           <w:p>
             <w:r>
               <w:t xml:space="preserve">ЛЛ+Л · ПП+П · ВВ+В · НН+Н</w:t>
@@ -1000,7 +1227,9 @@
       </w:tr>
       <w:tr>
         <w:tc>
-          <w:tcPr/>
+          <w:tcPr>
+            <w:tcW w:w="4680" w:type="dxa"/>
+          </w:tcPr>
           <w:p>
             <w:r>
               <w:t xml:space="preserve">Обратные (2+1) (4)</w:t>
@@ -1008,7 +1237,9 @@
           </w:p>
         </w:tc>
         <w:tc>
-          <w:tcPr/>
+          <w:tcPr>
+            <w:tcW w:w="4680" w:type="dxa"/>
+          </w:tcPr>
           <w:p>
             <w:r>
               <w:t xml:space="preserve">ЛЛП · ППЛ · ВВН · ННВ</w:t>
@@ -1018,7 +1249,9 @@
       </w:tr>
       <w:tr>
         <w:tc>
-          <w:tcPr/>
+          <w:tcPr>
+            <w:tcW w:w="4680" w:type="dxa"/>
+          </w:tcPr>
           <w:p>
             <w:r>
               <w:t xml:space="preserve">Г-образные (2+1) (8)</w:t>
@@ -1026,7 +1259,9 @@
           </w:p>
         </w:tc>
         <w:tc>
-          <w:tcPr/>
+          <w:tcPr>
+            <w:tcW w:w="4680" w:type="dxa"/>
+          </w:tcPr>
           <w:p>
             <w:r>
               <w:t xml:space="preserve">ЛЛВ · ЛЛН · ППВ · ППН · ВВЛ · ВВП · ННЛ · ННП</w:t>
@@ -1091,6 +1326,7 @@
     </w:p>
     <w:tbl>
       <w:tblPr>
+        <w:tblW w:w="0" w:type="auto"/>
         <w:tblBorders>
           <w:top w:val="single" w:sz="4" w:space="0" w:color="808080"/>
           <w:left w:val="single" w:sz="4" w:space="0" w:color="808080"/>
@@ -1099,10 +1335,22 @@
           <w:insideH w:val="single" w:sz="4" w:space="0" w:color="808080"/>
           <w:insideV w:val="single" w:sz="4" w:space="0" w:color="808080"/>
         </w:tblBorders>
+        <w:tblLayout w:type="autofit"/>
       </w:tblPr>
-      <w:tr>
-        <w:tc>
-          <w:tcPr/>
+      <w:tblGrid>
+        <w:gridCol w:w="1337"/>
+        <w:gridCol w:w="1337"/>
+        <w:gridCol w:w="1337"/>
+        <w:gridCol w:w="1337"/>
+        <w:gridCol w:w="1337"/>
+        <w:gridCol w:w="1337"/>
+        <w:gridCol w:w="1337"/>
+      </w:tblGrid>
+      <w:tr>
+        <w:tc>
+          <w:tcPr>
+            <w:tcW w:w="1337" w:type="dxa"/>
+          </w:tcPr>
           <w:p>
             <w:r>
               <w:t xml:space="preserve"/>
@@ -1110,7 +1358,9 @@
           </w:p>
         </w:tc>
         <w:tc>
-          <w:tcPr/>
+          <w:tcPr>
+            <w:tcW w:w="1337" w:type="dxa"/>
+          </w:tcPr>
           <w:p>
             <w:r>
               <w:t xml:space="preserve">Ст. 1</w:t>
@@ -1118,7 +1368,9 @@
           </w:p>
         </w:tc>
         <w:tc>
-          <w:tcPr/>
+          <w:tcPr>
+            <w:tcW w:w="1337" w:type="dxa"/>
+          </w:tcPr>
           <w:p>
             <w:r>
               <w:t xml:space="preserve">Ст. 2</w:t>
@@ -1126,7 +1378,9 @@
           </w:p>
         </w:tc>
         <w:tc>
-          <w:tcPr/>
+          <w:tcPr>
+            <w:tcW w:w="1337" w:type="dxa"/>
+          </w:tcPr>
           <w:p>
             <w:r>
               <w:t xml:space="preserve">Ст. 3</w:t>
@@ -1134,7 +1388,9 @@
           </w:p>
         </w:tc>
         <w:tc>
-          <w:tcPr/>
+          <w:tcPr>
+            <w:tcW w:w="1337" w:type="dxa"/>
+          </w:tcPr>
           <w:p>
             <w:r>
               <w:t xml:space="preserve">Ст. 4</w:t>
@@ -1142,7 +1398,9 @@
           </w:p>
         </w:tc>
         <w:tc>
-          <w:tcPr/>
+          <w:tcPr>
+            <w:tcW w:w="1337" w:type="dxa"/>
+          </w:tcPr>
           <w:p>
             <w:r>
               <w:t xml:space="preserve">Ст. 5</w:t>
@@ -1150,7 +1408,9 @@
           </w:p>
         </w:tc>
         <w:tc>
-          <w:tcPr/>
+          <w:tcPr>
+            <w:tcW w:w="1337" w:type="dxa"/>
+          </w:tcPr>
           <w:p>
             <w:r>
               <w:t xml:space="preserve">Ст. 6</w:t>
@@ -1160,7 +1420,9 @@
       </w:tr>
       <w:tr>
         <w:tc>
-          <w:tcPr/>
+          <w:tcPr>
+            <w:tcW w:w="1337" w:type="dxa"/>
+          </w:tcPr>
           <w:p>
             <w:r>
               <w:t xml:space="preserve">Строка 1</w:t>
@@ -1168,7 +1430,9 @@
           </w:p>
         </w:tc>
         <w:tc>
-          <w:tcPr/>
+          <w:tcPr>
+            <w:tcW w:w="1337" w:type="dxa"/>
+          </w:tcPr>
           <w:p>
             <w:r>
               <w:t xml:space="preserve">16</w:t>
@@ -1176,7 +1440,9 @@
           </w:p>
         </w:tc>
         <w:tc>
-          <w:tcPr/>
+          <w:tcPr>
+            <w:tcW w:w="1337" w:type="dxa"/>
+          </w:tcPr>
           <w:p>
             <w:r>
               <w:t xml:space="preserve">20</w:t>
@@ -1184,7 +1450,9 @@
           </w:p>
         </w:tc>
         <w:tc>
-          <w:tcPr/>
+          <w:tcPr>
+            <w:tcW w:w="1337" w:type="dxa"/>
+          </w:tcPr>
           <w:p>
             <w:r>
               <w:t xml:space="preserve">23</w:t>
@@ -1192,7 +1460,9 @@
           </w:p>
         </w:tc>
         <w:tc>
-          <w:tcPr/>
+          <w:tcPr>
+            <w:tcW w:w="1337" w:type="dxa"/>
+          </w:tcPr>
           <w:p>
             <w:r>
               <w:t xml:space="preserve">23</w:t>
@@ -1200,7 +1470,9 @@
           </w:p>
         </w:tc>
         <w:tc>
-          <w:tcPr/>
+          <w:tcPr>
+            <w:tcW w:w="1337" w:type="dxa"/>
+          </w:tcPr>
           <w:p>
             <w:r>
               <w:t xml:space="preserve">20</w:t>
@@ -1208,7 +1480,9 @@
           </w:p>
         </w:tc>
         <w:tc>
-          <w:tcPr/>
+          <w:tcPr>
+            <w:tcW w:w="1337" w:type="dxa"/>
+          </w:tcPr>
           <w:p>
             <w:r>
               <w:t xml:space="preserve">16</w:t>
@@ -1218,7 +1492,9 @@
       </w:tr>
       <w:tr>
         <w:tc>
-          <w:tcPr/>
+          <w:tcPr>
+            <w:tcW w:w="1337" w:type="dxa"/>
+          </w:tcPr>
           <w:p>
             <w:r>
               <w:t xml:space="preserve">Строка 2</w:t>
@@ -1226,7 +1502,9 @@
           </w:p>
         </w:tc>
         <w:tc>
-          <w:tcPr/>
+          <w:tcPr>
+            <w:tcW w:w="1337" w:type="dxa"/>
+          </w:tcPr>
           <w:p>
             <w:r>
               <w:t xml:space="preserve">20</w:t>
@@ -1234,7 +1512,9 @@
           </w:p>
         </w:tc>
         <w:tc>
-          <w:tcPr/>
+          <w:tcPr>
+            <w:tcW w:w="1337" w:type="dxa"/>
+          </w:tcPr>
           <w:p>
             <w:r>
               <w:t xml:space="preserve">24</w:t>
@@ -1242,7 +1522,9 @@
           </w:p>
         </w:tc>
         <w:tc>
-          <w:tcPr/>
+          <w:tcPr>
+            <w:tcW w:w="1337" w:type="dxa"/>
+          </w:tcPr>
           <w:p>
             <w:r>
               <w:t xml:space="preserve">29</w:t>
@@ -1250,7 +1532,9 @@
           </w:p>
         </w:tc>
         <w:tc>
-          <w:tcPr/>
+          <w:tcPr>
+            <w:tcW w:w="1337" w:type="dxa"/>
+          </w:tcPr>
           <w:p>
             <w:r>
               <w:t xml:space="preserve">29</w:t>
@@ -1258,7 +1542,9 @@
           </w:p>
         </w:tc>
         <w:tc>
-          <w:tcPr/>
+          <w:tcPr>
+            <w:tcW w:w="1337" w:type="dxa"/>
+          </w:tcPr>
           <w:p>
             <w:r>
               <w:t xml:space="preserve">24</w:t>
@@ -1266,7 +1552,9 @@
           </w:p>
         </w:tc>
         <w:tc>
-          <w:tcPr/>
+          <w:tcPr>
+            <w:tcW w:w="1337" w:type="dxa"/>
+          </w:tcPr>
           <w:p>
             <w:r>
               <w:t xml:space="preserve">20</w:t>
@@ -1276,7 +1564,9 @@
       </w:tr>
       <w:tr>
         <w:tc>
-          <w:tcPr/>
+          <w:tcPr>
+            <w:tcW w:w="1337" w:type="dxa"/>
+          </w:tcPr>
           <w:p>
             <w:r>
               <w:t xml:space="preserve">Строка 3</w:t>
@@ -1284,7 +1574,9 @@
           </w:p>
         </w:tc>
         <w:tc>
-          <w:tcPr/>
+          <w:tcPr>
+            <w:tcW w:w="1337" w:type="dxa"/>
+          </w:tcPr>
           <w:p>
             <w:r>
               <w:t xml:space="preserve">23</w:t>
@@ -1292,7 +1584,9 @@
           </w:p>
         </w:tc>
         <w:tc>
-          <w:tcPr/>
+          <w:tcPr>
+            <w:tcW w:w="1337" w:type="dxa"/>
+          </w:tcPr>
           <w:p>
             <w:r>
               <w:t xml:space="preserve">29</w:t>
@@ -1300,7 +1594,9 @@
           </w:p>
         </w:tc>
         <w:tc>
-          <w:tcPr/>
+          <w:tcPr>
+            <w:tcW w:w="1337" w:type="dxa"/>
+          </w:tcPr>
           <w:p>
             <w:r>
               <w:t xml:space="preserve">34</w:t>
@@ -1308,7 +1604,9 @@
           </w:p>
         </w:tc>
         <w:tc>
-          <w:tcPr/>
+          <w:tcPr>
+            <w:tcW w:w="1337" w:type="dxa"/>
+          </w:tcPr>
           <w:p>
             <w:r>
               <w:t xml:space="preserve">34</w:t>
@@ -1316,7 +1614,9 @@
           </w:p>
         </w:tc>
         <w:tc>
-          <w:tcPr/>
+          <w:tcPr>
+            <w:tcW w:w="1337" w:type="dxa"/>
+          </w:tcPr>
           <w:p>
             <w:r>
               <w:t xml:space="preserve">29</w:t>
@@ -1324,7 +1624,9 @@
           </w:p>
         </w:tc>
         <w:tc>
-          <w:tcPr/>
+          <w:tcPr>
+            <w:tcW w:w="1337" w:type="dxa"/>
+          </w:tcPr>
           <w:p>
             <w:r>
               <w:t xml:space="preserve">23</w:t>
@@ -1334,7 +1636,9 @@
       </w:tr>
       <w:tr>
         <w:tc>
-          <w:tcPr/>
+          <w:tcPr>
+            <w:tcW w:w="1337" w:type="dxa"/>
+          </w:tcPr>
           <w:p>
             <w:r>
               <w:t xml:space="preserve">Строка 4</w:t>
@@ -1342,7 +1646,9 @@
           </w:p>
         </w:tc>
         <w:tc>
-          <w:tcPr/>
+          <w:tcPr>
+            <w:tcW w:w="1337" w:type="dxa"/>
+          </w:tcPr>
           <w:p>
             <w:r>
               <w:t xml:space="preserve">23</w:t>
@@ -1350,7 +1656,9 @@
           </w:p>
         </w:tc>
         <w:tc>
-          <w:tcPr/>
+          <w:tcPr>
+            <w:tcW w:w="1337" w:type="dxa"/>
+          </w:tcPr>
           <w:p>
             <w:r>
               <w:t xml:space="preserve">29</w:t>
@@ -1358,7 +1666,9 @@
           </w:p>
         </w:tc>
         <w:tc>
-          <w:tcPr/>
+          <w:tcPr>
+            <w:tcW w:w="1337" w:type="dxa"/>
+          </w:tcPr>
           <w:p>
             <w:r>
               <w:t xml:space="preserve">34</w:t>
@@ -1366,7 +1676,9 @@
           </w:p>
         </w:tc>
         <w:tc>
-          <w:tcPr/>
+          <w:tcPr>
+            <w:tcW w:w="1337" w:type="dxa"/>
+          </w:tcPr>
           <w:p>
             <w:r>
               <w:t xml:space="preserve">34</w:t>
@@ -1374,7 +1686,9 @@
           </w:p>
         </w:tc>
         <w:tc>
-          <w:tcPr/>
+          <w:tcPr>
+            <w:tcW w:w="1337" w:type="dxa"/>
+          </w:tcPr>
           <w:p>
             <w:r>
               <w:t xml:space="preserve">29</w:t>
@@ -1382,7 +1696,9 @@
           </w:p>
         </w:tc>
         <w:tc>
-          <w:tcPr/>
+          <w:tcPr>
+            <w:tcW w:w="1337" w:type="dxa"/>
+          </w:tcPr>
           <w:p>
             <w:r>
               <w:t xml:space="preserve">23</w:t>
@@ -1392,7 +1708,9 @@
       </w:tr>
       <w:tr>
         <w:tc>
-          <w:tcPr/>
+          <w:tcPr>
+            <w:tcW w:w="1337" w:type="dxa"/>
+          </w:tcPr>
           <w:p>
             <w:r>
               <w:t xml:space="preserve">Строка 5</w:t>
@@ -1400,7 +1718,9 @@
           </w:p>
         </w:tc>
         <w:tc>
-          <w:tcPr/>
+          <w:tcPr>
+            <w:tcW w:w="1337" w:type="dxa"/>
+          </w:tcPr>
           <w:p>
             <w:r>
               <w:t xml:space="preserve">20</w:t>
@@ -1408,7 +1728,9 @@
           </w:p>
         </w:tc>
         <w:tc>
-          <w:tcPr/>
+          <w:tcPr>
+            <w:tcW w:w="1337" w:type="dxa"/>
+          </w:tcPr>
           <w:p>
             <w:r>
               <w:t xml:space="preserve">24</w:t>
@@ -1416,7 +1738,9 @@
           </w:p>
         </w:tc>
         <w:tc>
-          <w:tcPr/>
+          <w:tcPr>
+            <w:tcW w:w="1337" w:type="dxa"/>
+          </w:tcPr>
           <w:p>
             <w:r>
               <w:t xml:space="preserve">29</w:t>
@@ -1424,7 +1748,9 @@
           </w:p>
         </w:tc>
         <w:tc>
-          <w:tcPr/>
+          <w:tcPr>
+            <w:tcW w:w="1337" w:type="dxa"/>
+          </w:tcPr>
           <w:p>
             <w:r>
               <w:t xml:space="preserve">29</w:t>
@@ -1432,7 +1758,9 @@
           </w:p>
         </w:tc>
         <w:tc>
-          <w:tcPr/>
+          <w:tcPr>
+            <w:tcW w:w="1337" w:type="dxa"/>
+          </w:tcPr>
           <w:p>
             <w:r>
               <w:t xml:space="preserve">24</w:t>
@@ -1440,7 +1768,9 @@
           </w:p>
         </w:tc>
         <w:tc>
-          <w:tcPr/>
+          <w:tcPr>
+            <w:tcW w:w="1337" w:type="dxa"/>
+          </w:tcPr>
           <w:p>
             <w:r>
               <w:t xml:space="preserve">20</w:t>
@@ -1450,7 +1780,9 @@
       </w:tr>
       <w:tr>
         <w:tc>
-          <w:tcPr/>
+          <w:tcPr>
+            <w:tcW w:w="1337" w:type="dxa"/>
+          </w:tcPr>
           <w:p>
             <w:r>
               <w:t xml:space="preserve">Строка 6</w:t>
@@ -1458,7 +1790,9 @@
           </w:p>
         </w:tc>
         <w:tc>
-          <w:tcPr/>
+          <w:tcPr>
+            <w:tcW w:w="1337" w:type="dxa"/>
+          </w:tcPr>
           <w:p>
             <w:r>
               <w:t xml:space="preserve">16</w:t>
@@ -1466,7 +1800,9 @@
           </w:p>
         </w:tc>
         <w:tc>
-          <w:tcPr/>
+          <w:tcPr>
+            <w:tcW w:w="1337" w:type="dxa"/>
+          </w:tcPr>
           <w:p>
             <w:r>
               <w:t xml:space="preserve">20</w:t>
@@ -1474,7 +1810,9 @@
           </w:p>
         </w:tc>
         <w:tc>
-          <w:tcPr/>
+          <w:tcPr>
+            <w:tcW w:w="1337" w:type="dxa"/>
+          </w:tcPr>
           <w:p>
             <w:r>
               <w:t xml:space="preserve">23</w:t>
@@ -1482,7 +1820,9 @@
           </w:p>
         </w:tc>
         <w:tc>
-          <w:tcPr/>
+          <w:tcPr>
+            <w:tcW w:w="1337" w:type="dxa"/>
+          </w:tcPr>
           <w:p>
             <w:r>
               <w:t xml:space="preserve">23</w:t>
@@ -1490,7 +1830,9 @@
           </w:p>
         </w:tc>
         <w:tc>
-          <w:tcPr/>
+          <w:tcPr>
+            <w:tcW w:w="1337" w:type="dxa"/>
+          </w:tcPr>
           <w:p>
             <w:r>
               <w:t xml:space="preserve">20</w:t>
@@ -1498,7 +1840,9 @@
           </w:p>
         </w:tc>
         <w:tc>
-          <w:tcPr/>
+          <w:tcPr>
+            <w:tcW w:w="1337" w:type="dxa"/>
+          </w:tcPr>
           <w:p>
             <w:r>
               <w:t xml:space="preserve">16</w:t>
@@ -1510,7 +1854,7 @@
     <w:p/>
     <w:p>
       <w:r>
-        <w:t xml:space="preserve">Минимум — в углах (16 ходов, 24 тупиков), максимум — в центре поля (34 ходов, 6 тупиков).</w:t>
+        <w:t xml:space="preserve">Минимум — в углах (16 ходов, 24 тупика), максимум — в центре поля (34 хода, 6 тупиков).</w:t>
       </w:r>
     </w:p>
     <w:p>
@@ -1563,6 +1907,7 @@
     </w:p>
     <w:tbl>
       <w:tblPr>
+        <w:tblW w:w="0" w:type="auto"/>
         <w:tblBorders>
           <w:top w:val="single" w:sz="4" w:space="0" w:color="808080"/>
           <w:left w:val="single" w:sz="4" w:space="0" w:color="808080"/>
@@ -1571,10 +1916,18 @@
           <w:insideH w:val="single" w:sz="4" w:space="0" w:color="808080"/>
           <w:insideV w:val="single" w:sz="4" w:space="0" w:color="808080"/>
         </w:tblBorders>
+        <w:tblLayout w:type="autofit"/>
       </w:tblPr>
-      <w:tr>
-        <w:tc>
-          <w:tcPr/>
+      <w:tblGrid>
+        <w:gridCol w:w="3120"/>
+        <w:gridCol w:w="3120"/>
+        <w:gridCol w:w="3120"/>
+      </w:tblGrid>
+      <w:tr>
+        <w:tc>
+          <w:tcPr>
+            <w:tcW w:w="3120" w:type="dxa"/>
+          </w:tcPr>
           <w:p>
             <w:r>
               <w:t xml:space="preserve">№</w:t>
@@ -1582,7 +1935,9 @@
           </w:p>
         </w:tc>
         <w:tc>
-          <w:tcPr/>
+          <w:tcPr>
+            <w:tcW w:w="3120" w:type="dxa"/>
+          </w:tcPr>
           <w:p>
             <w:r>
               <w:t xml:space="preserve">Расстановка</w:t>
@@ -1590,7 +1945,9 @@
           </w:p>
         </w:tc>
         <w:tc>
-          <w:tcPr/>
+          <w:tcPr>
+            <w:tcW w:w="3120" w:type="dxa"/>
+          </w:tcPr>
           <w:p>
             <w:r>
               <w:t xml:space="preserve">Ходы</w:t>
@@ -1600,7 +1957,9 @@
       </w:tr>
       <w:tr>
         <w:tc>
-          <w:tcPr/>
+          <w:tcPr>
+            <w:tcW w:w="3120" w:type="dxa"/>
+          </w:tcPr>
           <w:p>
             <w:r>
               <w:t xml:space="preserve">1</w:t>
@@ -1608,7 +1967,9 @@
           </w:p>
         </w:tc>
         <w:tc>
-          <w:tcPr/>
+          <w:tcPr>
+            <w:tcW w:w="3120" w:type="dxa"/>
+          </w:tcPr>
           <w:p>
             <w:r>
               <w:t xml:space="preserve">старт ① 44, ② 32; преграды: 13, 46</w:t>
@@ -1616,7 +1977,9 @@
           </w:p>
         </w:tc>
         <w:tc>
-          <w:tcPr/>
+          <w:tcPr>
+            <w:tcW w:w="3120" w:type="dxa"/>
+          </w:tcPr>
           <w:p>
             <w:r>
               <w:t xml:space="preserve">①ВВВ(Д) · ②ЛЛ+Л(С) · ②Н+НН(Д) · ②ННП(С) · ①НПП(Д) · ①ВПП(С) · ①ВНН(Д) · ②ННЛ(С) · ②ЛЛН(Д) · ②ЛЛП(С) · ②ППЛ(Д) · ②ВВ+В(Д) · ①ПП+П(С) · ①П+ПП(С) · ②ЛЛЛ(С) · ①ННВ(Д) · ①НН+Н(С) · ①ПНН(С) · ②НН(Д) · ①ВВН(Д)</w:t>
@@ -1626,7 +1989,9 @@
       </w:tr>
       <w:tr>
         <w:tc>
-          <w:tcPr/>
+          <w:tcPr>
+            <w:tcW w:w="3120" w:type="dxa"/>
+          </w:tcPr>
           <w:p>
             <w:r>
               <w:t xml:space="preserve">2</w:t>
@@ -1634,7 +1999,9 @@
           </w:p>
         </w:tc>
         <w:tc>
-          <w:tcPr/>
+          <w:tcPr>
+            <w:tcW w:w="3120" w:type="dxa"/>
+          </w:tcPr>
           <w:p>
             <w:r>
               <w:t xml:space="preserve">старт ① 15, ② 16; преграды: 36, 56</w:t>
@@ -1642,7 +2009,9 @@
           </w:p>
         </w:tc>
         <w:tc>
-          <w:tcPr/>
+          <w:tcPr>
+            <w:tcW w:w="3120" w:type="dxa"/>
+          </w:tcPr>
           <w:p>
             <w:r>
               <w:t xml:space="preserve">①ННП(С) · ②НН+Н(С) · ①НВВ(Д) · ①НЛЛ(С) · ②ВПП(Д) · ①ПЛЛ(С) · ①В+ВВ(Д) · ②ППЛ(Д) · ②ВНН(Д) · ②ННЛ(С) · ①ВЛЛ(С) · ②ЛЛВ(Д) · ①ПВВ(С) · ②ЛЛ+Л(С) · ①ППН(Д) · ②ПП(Д) · ①ППП(Д) · ①ВВП(С) · ②ЛЛЛ(Д) · ②ННН(С)</w:t>
@@ -1652,7 +2021,9 @@
       </w:tr>
       <w:tr>
         <w:tc>
-          <w:tcPr/>
+          <w:tcPr>
+            <w:tcW w:w="3120" w:type="dxa"/>
+          </w:tcPr>
           <w:p>
             <w:r>
               <w:t xml:space="preserve">3</w:t>
@@ -1660,7 +2031,9 @@
           </w:p>
         </w:tc>
         <w:tc>
-          <w:tcPr/>
+          <w:tcPr>
+            <w:tcW w:w="3120" w:type="dxa"/>
+          </w:tcPr>
           <w:p>
             <w:r>
               <w:t xml:space="preserve">старт ① 51, ② 42; преграды: 35, 61</w:t>
@@ -1668,7 +2041,9 @@
           </w:p>
         </w:tc>
         <w:tc>
-          <w:tcPr/>
+          <w:tcPr>
+            <w:tcW w:w="3120" w:type="dxa"/>
+          </w:tcPr>
           <w:p>
             <w:r>
               <w:t xml:space="preserve">②ННВ(Д) · ②ЛЛН(Д) · ②ПНН(Д) · ②ВПП(Д) · ②НЛЛ(Д) · ①ПВВ(С) · ①ВВ+В(С) · ②НН+Н(С) · ①ВНН(Д) · ①ЛЛ(Д) · ①ННН(С) · ②ЛЛЛ(С) · ②ВВП(Д) · ①ВВВ(С) · ②ППВ(Д) · ②ВВ(С) · ①ЛЛВ(Д) · ①ЛЛП(С) · ①Л+ЛЛ(С) · ①ЛЛ+Л(С)</w:t>
@@ -1678,7 +2053,9 @@
       </w:tr>
       <w:tr>
         <w:tc>
-          <w:tcPr/>
+          <w:tcPr>
+            <w:tcW w:w="3120" w:type="dxa"/>
+          </w:tcPr>
           <w:p>
             <w:r>
               <w:t xml:space="preserve">4</w:t>
@@ -1686,7 +2063,9 @@
           </w:p>
         </w:tc>
         <w:tc>
-          <w:tcPr/>
+          <w:tcPr>
+            <w:tcW w:w="3120" w:type="dxa"/>
+          </w:tcPr>
           <w:p>
             <w:r>
               <w:t xml:space="preserve">старт ① 16, ② 41; преграды: 24, 43</w:t>
@@ -1694,7 +2073,9 @@
           </w:p>
         </w:tc>
         <w:tc>
-          <w:tcPr/>
+          <w:tcPr>
+            <w:tcW w:w="3120" w:type="dxa"/>
+          </w:tcPr>
           <w:p>
             <w:r>
               <w:t xml:space="preserve">②ННП(Д) · ②НВВ(Д) · ①ПП+П(Д) · ①ЛВВ(Д) · ②ПВВ(С) · ①ЛЛВ(Д) · ②ППН(С) · ②ННН(Д) · ②ЛНН(С) · ①ПЛЛ(С) · ①НН+Н(Д) · ①ВВЛ(С) · ①ВВП(С) · ②ППЛ(Д) · ②НПП(С) · ②ННВ(Д) · ①Л+ЛЛ(С) · ①В+ВВ(Д) · ①ЛЛ(С) · ②НН(С)</w:t>
@@ -1704,7 +2085,9 @@
       </w:tr>
       <w:tr>
         <w:tc>
-          <w:tcPr/>
+          <w:tcPr>
+            <w:tcW w:w="3120" w:type="dxa"/>
+          </w:tcPr>
           <w:p>
             <w:r>
               <w:t xml:space="preserve">5</w:t>
@@ -1712,7 +2095,9 @@
           </w:p>
         </w:tc>
         <w:tc>
-          <w:tcPr/>
+          <w:tcPr>
+            <w:tcW w:w="3120" w:type="dxa"/>
+          </w:tcPr>
           <w:p>
             <w:r>
               <w:t xml:space="preserve">старт ① 46, ② 24; преграды: 52, 65</w:t>
@@ -1720,7 +2105,9 @@
           </w:p>
         </w:tc>
         <w:tc>
-          <w:tcPr/>
+          <w:tcPr>
+            <w:tcW w:w="3120" w:type="dxa"/>
+          </w:tcPr>
           <w:p>
             <w:r>
               <w:t xml:space="preserve">①ППВ(С) · ①НН+Н(С) · ②Л+ЛЛ(С) · ①ВВЛ(Д) · ②ВЛЛ(С) · ①ПВВ(Д) · ②ННВ(Д) · ①ЛЛН(Д) · ②ПП+П(Д) · ②ЛНН(С) · ①ННЛ(Д) · ①ЛЛЛ(С) · ②ПП(С) · ②НВВ(Д) · ②ППЛ(Д) · ①ПЛЛ(С) · ①ППН(Д) · ①НПП(С) · ②ННП(С) · ②В+ВВ(Д)</w:t>
@@ -1730,7 +2117,9 @@
       </w:tr>
       <w:tr>
         <w:tc>
-          <w:tcPr/>
+          <w:tcPr>
+            <w:tcW w:w="3120" w:type="dxa"/>
+          </w:tcPr>
           <w:p>
             <w:r>
               <w:t xml:space="preserve">6</w:t>
@@ -1738,7 +2127,9 @@
           </w:p>
         </w:tc>
         <w:tc>
-          <w:tcPr/>
+          <w:tcPr>
+            <w:tcW w:w="3120" w:type="dxa"/>
+          </w:tcPr>
           <w:p>
             <w:r>
               <w:t xml:space="preserve">старт ① 41, ② 52; преграды: 26, 42</w:t>
@@ -1746,7 +2137,9 @@
           </w:p>
         </w:tc>
         <w:tc>
-          <w:tcPr/>
+          <w:tcPr>
+            <w:tcW w:w="3120" w:type="dxa"/>
+          </w:tcPr>
           <w:p>
             <w:r>
               <w:t xml:space="preserve">①ППЛ(Д) · ②ЛЛВ(Д) · ②ННП(Д) · ②ПП+П(С) · ①ВВ(С) · ②ЛЛП(Д) · ②ВВЛ(Д) · ①ПВВ(С) · ①ЛВВ(С) · ①ЛПП(Д) · ①ЛЛ(Д) · ②НПП(С) · ①ВНН(С) · ②ЛЛН(С) · ②ПП(С) · ②ПЛЛ(Д) · ①НН(Д) · ②ВПП(С) · ①ПНН(Д) · ①ННЛ(С)</w:t>
@@ -1756,7 +2149,9 @@
       </w:tr>
       <w:tr>
         <w:tc>
-          <w:tcPr/>
+          <w:tcPr>
+            <w:tcW w:w="3120" w:type="dxa"/>
+          </w:tcPr>
           <w:p>
             <w:r>
               <w:t xml:space="preserve">7</w:t>
@@ -1764,7 +2159,9 @@
           </w:p>
         </w:tc>
         <w:tc>
-          <w:tcPr/>
+          <w:tcPr>
+            <w:tcW w:w="3120" w:type="dxa"/>
+          </w:tcPr>
           <w:p>
             <w:r>
               <w:t xml:space="preserve">старт ① 33, ② 61; преграды: 22, 63</w:t>
@@ -1772,7 +2169,9 @@
           </w:p>
         </w:tc>
         <w:tc>
-          <w:tcPr/>
+          <w:tcPr>
+            <w:tcW w:w="3120" w:type="dxa"/>
+          </w:tcPr>
           <w:p>
             <w:r>
               <w:t xml:space="preserve">②НПП(С) · ②ЛВВ(С) · ①ВВП(Д) · ①ЛЛП(Д) · ②ППВ(С) · ②ВПП(С) · ①ЛНН(Д) · ②ВНН(Д) · ①ЛЛ+Л(С) · ②НН+Н(Д) · ①ННП(Д) · ①ПНН(С) · ①ЛЛВ(Д) · ②ЛПП(С) · ②ВВЛ(Д) · ②ПВВ(Д) · ①Л+ЛЛ(С) · ①ППН(Д) · ②ВВ+В(С) · ①Н+НН(С)</w:t>
@@ -1782,7 +2181,9 @@
       </w:tr>
       <w:tr>
         <w:tc>
-          <w:tcPr/>
+          <w:tcPr>
+            <w:tcW w:w="3120" w:type="dxa"/>
+          </w:tcPr>
           <w:p>
             <w:r>
               <w:t xml:space="preserve">8</w:t>
@@ -1790,7 +2191,9 @@
           </w:p>
         </w:tc>
         <w:tc>
-          <w:tcPr/>
+          <w:tcPr>
+            <w:tcW w:w="3120" w:type="dxa"/>
+          </w:tcPr>
           <w:p>
             <w:r>
               <w:t xml:space="preserve">старт ① 51, ② 42; преграды: 44, 61</w:t>
@@ -1798,7 +2201,9 @@
           </w:p>
         </w:tc>
         <w:tc>
-          <w:tcPr/>
+          <w:tcPr>
+            <w:tcW w:w="3120" w:type="dxa"/>
+          </w:tcPr>
           <w:p>
             <w:r>
               <w:t xml:space="preserve">②ВВ(С) · ①Н+НН(Д) · ②ЛЛЛ(Д) · ①ПНН(Д) · ②ПЛЛ(С) · ①ПВВ(С) · ②ЛЛ+Л(С) · ①ЛПП(С) · ②ППП(Д) · ②ВНН(Д) · ①ЛВВ(Д) · ①ЛЛП(С) · ①НН+Н(С) · ②ВВЛ(Д) · ②НН(Д) · ②ВПП(Д) · ①ВВП(Д) · ②ПП(С) · ①ВВВ(С) · ①ННП(С)</w:t>
@@ -1808,7 +2213,9 @@
       </w:tr>
       <w:tr>
         <w:tc>
-          <w:tcPr/>
+          <w:tcPr>
+            <w:tcW w:w="3120" w:type="dxa"/>
+          </w:tcPr>
           <w:p>
             <w:r>
               <w:t xml:space="preserve">9</w:t>
@@ -1816,7 +2223,9 @@
           </w:p>
         </w:tc>
         <w:tc>
-          <w:tcPr/>
+          <w:tcPr>
+            <w:tcW w:w="3120" w:type="dxa"/>
+          </w:tcPr>
           <w:p>
             <w:r>
               <w:t xml:space="preserve">старт ① 23, ② 11; преграды: 21, 32</w:t>
@@ -1824,7 +2233,9 @@
           </w:p>
         </w:tc>
         <w:tc>
-          <w:tcPr/>
+          <w:tcPr>
+            <w:tcW w:w="3120" w:type="dxa"/>
+          </w:tcPr>
           <w:p>
             <w:r>
               <w:t xml:space="preserve">②ППН(С) · ①ЛПП(Д) · ②В+ВВ(С) · ②ВВЛ(С) · ②ППЛ(С) · ①ВПП(Д) · ②ЛВВ(С) · ①ЛНН(Д) · ①ППП(С) · ②ПЛЛ(С) · ②ПНН(Д) · ①Н+НН(С) · ②Л+ЛЛ(С) · ②ЛЛЛ(С) · ①ВВ(Д) · ①ВВН(Д) · ①ЛЛП(Д) · ②ННН(Д) · ①НПП(Д) · ①ННП(Д)</w:t>
@@ -1834,7 +2245,9 @@
       </w:tr>
       <w:tr>
         <w:tc>
-          <w:tcPr/>
+          <w:tcPr>
+            <w:tcW w:w="3120" w:type="dxa"/>
+          </w:tcPr>
           <w:p>
             <w:r>
               <w:t xml:space="preserve">10</w:t>
@@ -1842,7 +2255,9 @@
           </w:p>
         </w:tc>
         <w:tc>
-          <w:tcPr/>
+          <w:tcPr>
+            <w:tcW w:w="3120" w:type="dxa"/>
+          </w:tcPr>
           <w:p>
             <w:r>
               <w:t xml:space="preserve">старт ① 64, ② 53; преграды: 56, 63</w:t>
@@ -1850,7 +2265,9 @@
           </w:p>
         </w:tc>
         <w:tc>
-          <w:tcPr/>
+          <w:tcPr>
+            <w:tcW w:w="3120" w:type="dxa"/>
+          </w:tcPr>
           <w:p>
             <w:r>
               <w:t xml:space="preserve">①ВНН(Д) · ②ЛНН(Д) · ②НВВ(Д) · ①ЛЛП(Д) · ②В+ВВ(Д) · ①ННН(С) · ②Л+ЛЛ(Д) · ②ПЛЛ(С) · ②ВВЛ(С) · ①ПП+П(С) · ②ПВВ(С) · ①ЛЛН(Д) · ①ППВ(Д) · ①ПП(С) · ①ННЛ(С) · ①НЛЛ(Д) · ①НН+Н(С) · ②ВВВ(С) · ②ВВП(С) · ②НПП(Д)</w:t>
